--- a/Project_2_README.docx
+++ b/Project_2_README.docx
@@ -201,12 +201,6 @@
         <w:gridCol w:w="6560"/>
       </w:tblGrid>
       <w:tr>
-        <w:tblPrEx>
-          <w:tblCellMar>
-            <w:top w:w="0" w:type="dxa"/>
-            <w:bottom w:w="0" w:type="dxa"/>
-          </w:tblCellMar>
-        </w:tblPrEx>
         <w:tc>
           <w:tcPr>
             <w:tcW w:w="2800" w:type="dxa"/>
@@ -269,12 +263,6 @@
         </w:tc>
       </w:tr>
       <w:tr>
-        <w:tblPrEx>
-          <w:tblCellMar>
-            <w:top w:w="0" w:type="dxa"/>
-            <w:bottom w:w="0" w:type="dxa"/>
-          </w:tblCellMar>
-        </w:tblPrEx>
         <w:tc>
           <w:tcPr>
             <w:tcW w:w="2800" w:type="dxa"/>
@@ -329,12 +317,6 @@
         </w:tc>
       </w:tr>
       <w:tr>
-        <w:tblPrEx>
-          <w:tblCellMar>
-            <w:top w:w="0" w:type="dxa"/>
-            <w:bottom w:w="0" w:type="dxa"/>
-          </w:tblCellMar>
-        </w:tblPrEx>
         <w:tc>
           <w:tcPr>
             <w:tcW w:w="2800" w:type="dxa"/>
@@ -391,12 +373,6 @@
         </w:tc>
       </w:tr>
       <w:tr>
-        <w:tblPrEx>
-          <w:tblCellMar>
-            <w:top w:w="0" w:type="dxa"/>
-            <w:bottom w:w="0" w:type="dxa"/>
-          </w:tblCellMar>
-        </w:tblPrEx>
         <w:tc>
           <w:tcPr>
             <w:tcW w:w="2800" w:type="dxa"/>
@@ -467,12 +443,6 @@
         </w:tc>
       </w:tr>
       <w:tr>
-        <w:tblPrEx>
-          <w:tblCellMar>
-            <w:top w:w="0" w:type="dxa"/>
-            <w:bottom w:w="0" w:type="dxa"/>
-          </w:tblCellMar>
-        </w:tblPrEx>
         <w:tc>
           <w:tcPr>
             <w:tcW w:w="2800" w:type="dxa"/>
@@ -531,12 +501,6 @@
         </w:tc>
       </w:tr>
       <w:tr>
-        <w:tblPrEx>
-          <w:tblCellMar>
-            <w:top w:w="0" w:type="dxa"/>
-            <w:bottom w:w="0" w:type="dxa"/>
-          </w:tblCellMar>
-        </w:tblPrEx>
         <w:tc>
           <w:tcPr>
             <w:tcW w:w="2800" w:type="dxa"/>
@@ -593,12 +557,6 @@
         </w:tc>
       </w:tr>
       <w:tr>
-        <w:tblPrEx>
-          <w:tblCellMar>
-            <w:top w:w="0" w:type="dxa"/>
-            <w:bottom w:w="0" w:type="dxa"/>
-          </w:tblCellMar>
-        </w:tblPrEx>
         <w:tc>
           <w:tcPr>
             <w:tcW w:w="2800" w:type="dxa"/>
@@ -696,12 +654,6 @@
         </w:tc>
       </w:tr>
       <w:tr>
-        <w:tblPrEx>
-          <w:tblCellMar>
-            <w:top w:w="0" w:type="dxa"/>
-            <w:bottom w:w="0" w:type="dxa"/>
-          </w:tblCellMar>
-        </w:tblPrEx>
         <w:tc>
           <w:tcPr>
             <w:tcW w:w="2800" w:type="dxa"/>
@@ -758,12 +710,6 @@
         </w:tc>
       </w:tr>
       <w:tr>
-        <w:tblPrEx>
-          <w:tblCellMar>
-            <w:top w:w="0" w:type="dxa"/>
-            <w:bottom w:w="0" w:type="dxa"/>
-          </w:tblCellMar>
-        </w:tblPrEx>
         <w:tc>
           <w:tcPr>
             <w:tcW w:w="2800" w:type="dxa"/>
@@ -872,15 +818,7 @@
         <w:spacing w:after="120"/>
       </w:pPr>
       <w:r>
-        <w:t>Two supplementary datasets downloaded from data.worldbank.org: GDP per capita (current US$) and total Population. These replaced the original WHO GDP and Population columns which contained unreliable values with order-of-magnitude jumps between consecutive years. Both files were unpivoted from wide format (one column per year) to long format (one row per country-year</w:t>
-      </w:r>
-      <w:proofErr w:type="gramStart"/>
-      <w:r>
-        <w:t>)</w:t>
-      </w:r>
-      <w:proofErr w:type="gramEnd"/>
-      <w:r>
-        <w:t xml:space="preserve"> and 27 country name mismatches were reconciled to match WHO naming conventions.</w:t>
+        <w:t>Two supplementary datasets downloaded from data.worldbank.org: GDP per capita (current US$) and total Population. These replaced the original WHO GDP and Population columns which contained unreliable values with order-of-magnitude jumps between consecutive years. Both files were unpivoted from wide format (one column per year) to long format (one row per country-year) and 27 country name mismatches were reconciled to match WHO naming conventions.</w:t>
       </w:r>
     </w:p>
     <w:p>
@@ -1328,8 +1266,13 @@
       <w:pPr>
         <w:spacing w:after="120"/>
       </w:pPr>
-      <w:r>
-        <w:t xml:space="preserve">Average </w:t>
+      <w:proofErr w:type="gramStart"/>
+      <w:r>
+        <w:t>Average</w:t>
+      </w:r>
+      <w:proofErr w:type="gramEnd"/>
+      <w:r>
+        <w:t xml:space="preserve"> </w:t>
       </w:r>
       <w:proofErr w:type="gramStart"/>
       <w:r>
@@ -2236,12 +2179,6 @@
         <w:gridCol w:w="4680"/>
       </w:tblGrid>
       <w:tr>
-        <w:tblPrEx>
-          <w:tblCellMar>
-            <w:top w:w="0" w:type="dxa"/>
-            <w:bottom w:w="0" w:type="dxa"/>
-          </w:tblCellMar>
-        </w:tblPrEx>
         <w:tc>
           <w:tcPr>
             <w:tcW w:w="4680" w:type="dxa"/>
@@ -2304,12 +2241,6 @@
         </w:tc>
       </w:tr>
       <w:tr>
-        <w:tblPrEx>
-          <w:tblCellMar>
-            <w:top w:w="0" w:type="dxa"/>
-            <w:bottom w:w="0" w:type="dxa"/>
-          </w:tblCellMar>
-        </w:tblPrEx>
         <w:tc>
           <w:tcPr>
             <w:tcW w:w="4680" w:type="dxa"/>
@@ -2415,12 +2346,6 @@
         <w:gridCol w:w="4680"/>
       </w:tblGrid>
       <w:tr>
-        <w:tblPrEx>
-          <w:tblCellMar>
-            <w:top w:w="0" w:type="dxa"/>
-            <w:bottom w:w="0" w:type="dxa"/>
-          </w:tblCellMar>
-        </w:tblPrEx>
         <w:tc>
           <w:tcPr>
             <w:tcW w:w="4680" w:type="dxa"/>
@@ -2483,12 +2408,6 @@
         </w:tc>
       </w:tr>
       <w:tr>
-        <w:tblPrEx>
-          <w:tblCellMar>
-            <w:top w:w="0" w:type="dxa"/>
-            <w:bottom w:w="0" w:type="dxa"/>
-          </w:tblCellMar>
-        </w:tblPrEx>
         <w:tc>
           <w:tcPr>
             <w:tcW w:w="4680" w:type="dxa"/>
@@ -2578,12 +2497,6 @@
         <w:gridCol w:w="4680"/>
       </w:tblGrid>
       <w:tr>
-        <w:tblPrEx>
-          <w:tblCellMar>
-            <w:top w:w="0" w:type="dxa"/>
-            <w:bottom w:w="0" w:type="dxa"/>
-          </w:tblCellMar>
-        </w:tblPrEx>
         <w:tc>
           <w:tcPr>
             <w:tcW w:w="4680" w:type="dxa"/>
@@ -2646,12 +2559,6 @@
         </w:tc>
       </w:tr>
       <w:tr>
-        <w:tblPrEx>
-          <w:tblCellMar>
-            <w:top w:w="0" w:type="dxa"/>
-            <w:bottom w:w="0" w:type="dxa"/>
-          </w:tblCellMar>
-        </w:tblPrEx>
         <w:tc>
           <w:tcPr>
             <w:tcW w:w="4680" w:type="dxa"/>
@@ -2754,12 +2661,6 @@
         </w:tc>
       </w:tr>
       <w:tr>
-        <w:tblPrEx>
-          <w:tblCellMar>
-            <w:top w:w="0" w:type="dxa"/>
-            <w:bottom w:w="0" w:type="dxa"/>
-          </w:tblCellMar>
-        </w:tblPrEx>
         <w:tc>
           <w:tcPr>
             <w:tcW w:w="4680" w:type="dxa"/>
@@ -2865,12 +2766,6 @@
         <w:gridCol w:w="4680"/>
       </w:tblGrid>
       <w:tr>
-        <w:tblPrEx>
-          <w:tblCellMar>
-            <w:top w:w="0" w:type="dxa"/>
-            <w:bottom w:w="0" w:type="dxa"/>
-          </w:tblCellMar>
-        </w:tblPrEx>
         <w:tc>
           <w:tcPr>
             <w:tcW w:w="4680" w:type="dxa"/>
@@ -2933,12 +2828,6 @@
         </w:tc>
       </w:tr>
       <w:tr>
-        <w:tblPrEx>
-          <w:tblCellMar>
-            <w:top w:w="0" w:type="dxa"/>
-            <w:bottom w:w="0" w:type="dxa"/>
-          </w:tblCellMar>
-        </w:tblPrEx>
         <w:tc>
           <w:tcPr>
             <w:tcW w:w="4680" w:type="dxa"/>
@@ -3045,12 +2934,6 @@
         <w:gridCol w:w="4680"/>
       </w:tblGrid>
       <w:tr>
-        <w:tblPrEx>
-          <w:tblCellMar>
-            <w:top w:w="0" w:type="dxa"/>
-            <w:bottom w:w="0" w:type="dxa"/>
-          </w:tblCellMar>
-        </w:tblPrEx>
         <w:tc>
           <w:tcPr>
             <w:tcW w:w="4680" w:type="dxa"/>
@@ -3113,12 +2996,6 @@
         </w:tc>
       </w:tr>
       <w:tr>
-        <w:tblPrEx>
-          <w:tblCellMar>
-            <w:top w:w="0" w:type="dxa"/>
-            <w:bottom w:w="0" w:type="dxa"/>
-          </w:tblCellMar>
-        </w:tblPrEx>
         <w:tc>
           <w:tcPr>
             <w:tcW w:w="4680" w:type="dxa"/>
@@ -3389,8 +3266,13 @@
         </w:numPr>
         <w:spacing w:after="80"/>
       </w:pPr>
-      <w:r>
-        <w:t xml:space="preserve">ARIMA time series </w:t>
+      <w:proofErr w:type="gramStart"/>
+      <w:r>
+        <w:t>ARIMA</w:t>
+      </w:r>
+      <w:proofErr w:type="gramEnd"/>
+      <w:r>
+        <w:t xml:space="preserve"> time series </w:t>
       </w:r>
       <w:proofErr w:type="gramStart"/>
       <w:r>
